--- a/downloads/documents/04 Units/Unit 02 - Individual Growth and Life Readiness - Me, My Goals, My Money/Calendar 02.docx
+++ b/downloads/documents/04 Units/Unit 02 - Individual Growth and Life Readiness - Me, My Goals, My Money/Calendar 02.docx
@@ -885,7 +885,7 @@
     <w:sectPr>
       <w:headerReference w:type="default" r:id="rId9"/>
       <w:pgSz w:w="12240" w:h="15840"/>
-      <w:pgMar w:top="1440" w:bottom="1440" w:left="1440" w:right="1440" w:header="504"/>
+      <w:pgMar w:top="1296" w:bottom="1296" w:left="1296" w:right="1296" w:header="504"/>
     </w:sectPr>
   </w:body>
 </w:document>

--- a/downloads/documents/04 Units/Unit 02 - Individual Growth and Life Readiness - Me, My Goals, My Money/Calendar 02.docx
+++ b/downloads/documents/04 Units/Unit 02 - Individual Growth and Life Readiness - Me, My Goals, My Money/Calendar 02.docx
@@ -17,7 +17,7 @@
         <w:pStyle w:val="FirstParagraph"/>
       </w:pPr>
       <w:r>
-        <w:t xml:space="preserve">Unit 2, Individual Growth and Life Readiness. 30 periods of 40 minutes, days 36 to 65 of the year: the last 10 days of marking period 1 and the first 20 of marking period 2. Six teaching weeks of five meetings each. One cell per period: the lesson code and title, then what happens that day. CHECK marks a formal assessment, PROJECT marks a project day, TRADE marks a period with a ClassroomStreet trading window and names the windows it advances (the lessons number the graded run 1 to 40; Round 2 runs windows 41 to 60 in three blocks).</w:t>
+        <w:t xml:space="preserve">Unit 2, Individual Growth and Life Readiness. 30 periods of 40 minutes, days 36 to 65 of the year: the last 10 days of marking period 1 and the first 20 of marking period 2. Six teaching weeks of five meetings each. One cell per period: the lesson code and title, then what happens that day. CHECK marks a formal assessment, PROJECT marks a project day, TRADE marks a period with a round of the Gilded Age Market and names the round and its year (the graded run is Round 0, the 1870 opening, through Round 8, 1932, then the close at 1936; Round 2, the replay of 1925 to 1936, runs in three ten minute blocks).</w:t>
       </w:r>
     </w:p>
     <w:p>
@@ -469,7 +469,7 @@
               <w:jc w:val="left"/>
             </w:pPr>
             <w:r>
-              <w:t xml:space="preserve">Week 4 (Topic 2.3 ends; Topic 2.4 ClassroomStreet begins)</w:t>
+              <w:t xml:space="preserve">Week 4 (Topic 2.3 ends; Topic 2.4 The Gilded Age Market begins)</w:t>
             </w:r>
           </w:p>
         </w:tc>
@@ -517,10 +517,10 @@
               <w:rPr>
                 <w:b/>
               </w:rPr>
-              <w:t xml:space="preserve">Day 53: 2.14 ClassroomStreet Launch: Risk and Reward, Day 1</w:t>
-            </w:r>
-            <w:r>
-              <w:t xml:space="preserve">PROJECT: venture risk cards from safest to riskiest; login cards (merchant number and PIN, no names); first buys across three ventures; TRADE: windows 1 to 2</w:t>
+              <w:t xml:space="preserve">Day 53: 2.14 The Gilded Age Market Opens: Risk and Reward, Day 1</w:t>
+            </w:r>
+            <w:r>
+              <w:t xml:space="preserve">PROJECT: saving versus investing and the risk ladder; the company cards sorted safest to riskiest; investor numbers (no names); $1,000 and the first buys on the ledger at 1870 prices; TRADE: Round 0 (1870, the market opens) and Round 1 (1873, the Panic of 1873) at the end of the period</w:t>
             </w:r>
           </w:p>
         </w:tc>
@@ -537,7 +537,7 @@
               <w:t xml:space="preserve">Day 54: 2.14 Risk and Reward, Day 2</w:t>
             </w:r>
             <w:r>
-              <w:t xml:space="preserve">PROJECT: read the portfolio screen; Entry 2; TRADE: windows 3 to 6</w:t>
+              <w:t xml:space="preserve">PROJECT: reading the ledger (shares times price, cash, bank, total); Entry 2; TRADE: Round 2 (1882, the oil trust and Edison)</w:t>
             </w:r>
           </w:p>
         </w:tc>
@@ -554,7 +554,7 @@
               <w:t xml:space="preserve">Day 55: 2.15 Reading the News: Why Prices Move, Day 1</w:t>
             </w:r>
             <w:r>
-              <w:t xml:space="preserve">PROJECT: supply and demand in one slide; news cards matched to price changes; TRADE: windows 7 to 12</w:t>
+              <w:t xml:space="preserve">PROJECT: why prices move; supply and demand in one slide; the three tests on a headline; TRADE: Round 3 (1893, the Panic of 1893)</w:t>
             </w:r>
           </w:p>
         </w:tc>
@@ -567,7 +567,7 @@
               <w:jc w:val="left"/>
             </w:pPr>
             <w:r>
-              <w:t xml:space="preserve">Week 5 (Topic 2.4 ClassroomStreet)</w:t>
+              <w:t xml:space="preserve">Week 5 (Topic 2.4 The Gilded Age Market)</w:t>
             </w:r>
           </w:p>
         </w:tc>
@@ -584,7 +584,7 @@
               <w:t xml:space="preserve">Day 56: 2.15 Reading the News, Day 2</w:t>
             </w:r>
             <w:r>
-              <w:t xml:space="preserve">PROJECT: the three tests on a headline before each click; Entry 4; TRADE: windows 13 to 18</w:t>
+              <w:t xml:space="preserve">PROJECT: the three tests applied to the dispatches; Entry 4; TRADE: Round 4 (1901: US Steel, the trustbusters, The Landlord’s Game)</w:t>
             </w:r>
           </w:p>
         </w:tc>
@@ -601,7 +601,7 @@
               <w:t xml:space="preserve">Day 57: 2.16 Diversification</w:t>
             </w:r>
             <w:r>
-              <w:t xml:space="preserve">PROJECT: three portfolios and a shock; sketch the pie; rebalance or hold if one slice is over half; TRADE: windows 19 to 24</w:t>
+              <w:t xml:space="preserve">PROJECT: three portfolios and a shock (the Panic of 1893 the class just lived through); sketch the pie; rebalance or hold if one slice is over half; TRADE: Round 5 (1911: the breakup of Standard Oil, GM and RCA arrive)</w:t>
             </w:r>
           </w:p>
         </w:tc>
@@ -618,7 +618,7 @@
               <w:t xml:space="preserve">Day 58: 2.17 The Crisis and Panic Selling, Day 1</w:t>
             </w:r>
             <w:r>
-              <w:t xml:space="preserve">PROJECT: window 25 is the first thing on screen; signs of stress; the sell, hold, buy decision grid; TRADE: windows 26 to 28</w:t>
+              <w:t xml:space="preserve">PROJECT: the sell, hold, buy decision grid taught before the crash; TRADE: Round 6 (1928, the boom; the margin line opens, today only)</w:t>
             </w:r>
           </w:p>
         </w:tc>
@@ -635,7 +635,7 @@
               <w:t xml:space="preserve">Day 59: 2.17 The Crisis, Day 2</w:t>
             </w:r>
             <w:r>
-              <w:t xml:space="preserve">PROJECT: who sold and who held; follow the grid; TRADE: windows 29 to 32, the last crisis windows</w:t>
+              <w:t xml:space="preserve">PROJECT: the crash is the first thing on the board; signs of stress; follow the grid; who sold and who held; TRADE: Round 7 (October 1929, the crash and the margin calls)</w:t>
             </w:r>
           </w:p>
         </w:tc>
@@ -652,7 +652,7 @@
               <w:t xml:space="preserve">Day 60: 2.18 Buying Low, Rebalancing, and Return Math</w:t>
             </w:r>
             <w:r>
-              <w:t xml:space="preserve">PROJECT: the percent return formula and my own return; TRADE: windows 33 to 40, the recovery; freeze the market at window 40</w:t>
+              <w:t xml:space="preserve">PROJECT: buying low and rebalancing; the percent return formula and my own return; TRADE: Round 8 (1932, the bottom); the market freezes at Round 8</w:t>
             </w:r>
           </w:p>
         </w:tc>
@@ -682,7 +682,7 @@
               <w:t xml:space="preserve">Day 61: 2.19 Results, the Reveal, and the Investor Report, Day 1</w:t>
             </w:r>
             <w:r>
-              <w:t xml:space="preserve">PROJECT: closing bell; leaderboard by merchant number; the reveal (each venture mapped to its real instrument); three ledger paths; Entry 9</w:t>
+              <w:t xml:space="preserve">PROJECT: the closing bell at 1936 prices; leaderboard by investor number; the reveal (what happened next to each company, page 5 of the kit); three ledger paths; Entry 9</w:t>
             </w:r>
           </w:p>
         </w:tc>
@@ -716,7 +716,7 @@
               <w:t xml:space="preserve">Day 63: 2.20 Employability: Soft Skills Superpower</w:t>
             </w:r>
             <w:r>
-              <w:t xml:space="preserve">TRADE: Round 2 opens, windows 41 to 47 (10 minutes); rate six soft skills with evidence; 30-second scenes; growth plan for one skill</w:t>
+              <w:t xml:space="preserve">TRADE: Round 2 opens, the replay of 1925 to 1936 on a fresh ledger; block 1, the 1925 buys (10 minutes); rate six soft skills with evidence; 30-second scenes; growth plan for one skill</w:t>
             </w:r>
           </w:p>
         </w:tc>
@@ -733,7 +733,7 @@
               <w:t xml:space="preserve">Day 64: 2.21 The 16 Career Clusters and My Top Three</w:t>
             </w:r>
             <w:r>
-              <w:t xml:space="preserve">TRADE: Round 2 windows 48 to 54; poster walk with the match sheet; top three matched to the interest code; counselor visit if it lands here</w:t>
+              <w:t xml:space="preserve">TRADE: Round 2 block 2, the crash at Round 7 prices (10 minutes); poster walk with the match sheet; top three matched to the interest code; counselor visit if it lands here</w:t>
             </w:r>
           </w:p>
         </w:tc>
@@ -750,7 +750,7 @@
               <w:t xml:space="preserve">Day 65: 2.22 Education Roadmap and Career Research Card</w:t>
             </w:r>
             <w:r>
-              <w:t xml:space="preserve">Six paths after high school; research one career on a card with a source; TRADE: Round 2 windows 55 to 60, the last block; leaderboard frozen at the reset cue; CHECK: Assessment 02.2 Unit 2 Test in the last 15 minutes</w:t>
+              <w:t xml:space="preserve">Six paths after high school; research one career on a card with a source; TRADE: Round 2 block 3, 1932 prices and then the close at 1936, the last block (10 minutes); ledgers totaled at the reset cue; CHECK: Assessment 02.2 Unit 2 Test in the last 15 minutes</w:t>
             </w:r>
           </w:p>
         </w:tc>
@@ -761,7 +761,7 @@
         <w:pStyle w:val="BodyText"/>
       </w:pPr>
       <w:r>
-        <w:t xml:space="preserve">Day 66, the first 10 minutes of Unit 3 Lesson 3.1: Round 2 standings go up by merchant number and two or three</w:t>
+        <w:t xml:space="preserve">Day 66, the first 10 minutes of Unit 3 Lesson 3.1: Round 2 standings go up by investor number and two or three</w:t>
       </w:r>
       <w:r>
         <w:t xml:space="preserve"> </w:t>
@@ -813,7 +813,7 @@
         <w:pStyle w:val="Compact"/>
       </w:pPr>
       <w:r>
-        <w:t xml:space="preserve">CHECK days: 5 (days 40, 43, 52, 62, 65). The All About Me one-pager (day 40) and the Goal Plan (day 43) are scored on mini rubrics inside their lessons. The Money Basics Quiz (day 52) closes Topic 2.3 the period before ClassroomStreet opens, so the quiz is the ticket onto the trading floor. The project (day 62) is scored on Rubric 02. The unit test (day 65, 15 minutes, 20 items) closes the unit.</w:t>
+        <w:t xml:space="preserve">CHECK days: 5 (days 40, 43, 52, 62, 65). The All About Me one-pager (day 40) and the Goal Plan (day 43) are scored on mini rubrics inside their lessons. The Money Basics Quiz (day 52) closes Topic 2.3 the period before the Gilded Age Market opens, so the quiz is the ticket onto the market. The project (day 62) is scored on Rubric 02. The unit test (day 65, 15 minutes, 20 items) closes the unit.</w:t>
       </w:r>
     </w:p>
     <w:p>
@@ -837,7 +837,7 @@
         <w:pStyle w:val="Compact"/>
       </w:pPr>
       <w:r>
-        <w:t xml:space="preserve">TRADE days: 11. Days 53 to 60 carry the graded run, windows 1 to 40, inside each lesson’s timed procedure (the window blocks get longer as the run goes on: two windows on day 53, eight on day 60). The market is frozen at window 40 from the end of day 60 through the closing bell on day 61. Days 63 to 65 carry Round 2, windows 41 to 60 in three 10-minute blocks at the start of each period, on the same board after the reveal, as Project 02 lays it out; Round 2 counts as daily work (the three short journal lines) and participation, not toward Rubric 02.</w:t>
+        <w:t xml:space="preserve">TRADE days: 11. Days 53 to 60 carry the graded run, Round 0 through Round 8, one round a period inside each lesson’s timed procedure (day 53 carries two: the opening at Round 0 and the Panic of 1873 at Round 1). The market is frozen at Round 8 from the end of day 60 through the closing bell on day 61, when the 1936 prices go up. Days 63 to 65 carry Round 2, the replay of 1925 to 1936 in three 10-minute blocks at the start of each period, on a fresh ledger after the reveal, as Project 02 lays it out; Round 2 counts as daily work (the three short journal lines) and participation, not toward Rubric 02.</w:t>
       </w:r>
     </w:p>
     <w:p>
@@ -879,13 +879,13 @@
         <w:pStyle w:val="FirstParagraph"/>
       </w:pPr>
       <w:r>
-        <w:t xml:space="preserve">A snow day or an assembly pushes everything one cell to the right. Drop days in this order to get back on schedule: 2.6 (fold the 168-hour grid into 2.5 Day 2 as homework), then 2.16 (fold diversification into 2.15 Day 2 as the do now and one journal prompt, and advance windows 19 to 24 there), then 2.2 Day 2, then 2.15 Day 2 (advance windows 13 to 18 in 2.16). Never drop 2.9 or 2.11. If a day is lost inside the ClassroomStreet run, the market keeps its window count because it is on manual advance: the crisis still lands at window 25, everything slides one day, and the last Round 2 block is dropped instead. Do not shorten the graded run to fewer than 40 windows, because the return math, the crisis grid, and the three ledger paths all depend on that history. If the loss lands on day 65, the unit test moves to the first day of Unit 3 and the career research card is collected as homework.</w:t>
+        <w:t xml:space="preserve">A snow day or an assembly pushes everything one cell to the right. Drop days in this order to get back on schedule: 2.6 (fold the 168-hour grid into 2.5 Day 2 as homework), then 2.16 (fold diversification into 2.15 Day 2 as the do now and one journal prompt, and land Round 5 there), then 2.2 Day 2, then 2.15 Day 2 (land Round 4 in 2.16). Never drop 2.9 or 2.11. If a day is lost inside the Gilded Age Market run, the market keeps its round count because a round moves only when I post the next column: the crash still lands at Round 7, everything slides one day, and the last Round 2 block is dropped instead. Do not shorten the graded run to fewer than eight rounds and the close, because the return math, the crash grid, and the three ledger paths all depend on that history. If the loss lands on day 65, the unit test moves to the first day of Unit 3 and the career research card is collected as homework.</w:t>
       </w:r>
     </w:p>
     <w:sectPr>
       <w:headerReference w:type="default" r:id="rId9"/>
       <w:pgSz w:w="12240" w:h="15840"/>
-      <w:pgMar w:top="1296" w:bottom="1296" w:left="1296" w:right="1296" w:header="504"/>
+      <w:pgMar w:top="1440" w:bottom="1440" w:left="1440" w:right="1440" w:header="504"/>
     </w:sectPr>
   </w:body>
 </w:document>
